--- a/supabase/functions/_shared/group-doc-templates/goreltech/group-package/v1/templates/student_list.docx
+++ b/supabase/functions/_shared/group-doc-templates/goreltech/group-package/v1/templates/student_list.docx
@@ -1026,7 +1026,7 @@
         <w:rPr>
           <w:b/>
         </w:rPr>
-        <w:t>Генеральный директор [[ORG_DIRECTOR_SHORT]] __________________________________________</w:t>
+        <w:t>[[SIGNATORY_POSITION]] [[SIGNATORY_SHORT]] __________________________________________</w:t>
       </w:r>
     </w:p>
     <w:sectPr>
